--- a/rapports/16_02_2026/Abdou_FAYE/coh_EQ30_sup_131101000005.docx
+++ b/rapports/16_02_2026/Abdou_FAYE/coh_EQ30_sup_131101000005.docx
@@ -25,7 +25,7 @@
         <w:br/>
         <w:t>Grappe: 131101000005</w:t>
         <w:br/>
-        <w:t>Date: 16/02/2026 a 12:40</w:t>
+        <w:t>Date: 16/02/2026 a 12:58</w:t>
       </w:r>
     </w:p>
     <w:p/>

--- a/rapports/16_02_2026/Abdou_FAYE/coh_EQ30_sup_131101000005.docx
+++ b/rapports/16_02_2026/Abdou_FAYE/coh_EQ30_sup_131101000005.docx
@@ -25,7 +25,7 @@
         <w:br/>
         <w:t>Grappe: 131101000005</w:t>
         <w:br/>
-        <w:t>Date: 16/02/2026 a 12:58</w:t>
+        <w:t>Date: 16/02/2026 a 13:05</w:t>
       </w:r>
     </w:p>
     <w:p/>
@@ -391,6 +391,38 @@
           </w:tcPr>
           <w:p>
             <w:r>
+              <w:t>Section0</w:t>
+            </w:r>
+          </w:p>
+        </w:tc>
+        <w:tc>
+          <w:tcPr>
+            <w:tcW w:type="dxa" w:w="3324"/>
+          </w:tcPr>
+          <w:p>
+            <w:r>
+              <w:t>Identification et renseignements de controle</w:t>
+            </w:r>
+          </w:p>
+        </w:tc>
+        <w:tc>
+          <w:tcPr>
+            <w:tcW w:type="dxa" w:w="3324"/>
+          </w:tcPr>
+          <w:p>
+            <w:r>
+              <w:t>8</w:t>
+            </w:r>
+          </w:p>
+        </w:tc>
+      </w:tr>
+      <w:tr>
+        <w:tc>
+          <w:tcPr>
+            <w:tcW w:type="dxa" w:w="3324"/>
+          </w:tcPr>
+          <w:p>
+            <w:r>
               <w:t>Section9c</w:t>
             </w:r>
           </w:p>
@@ -476,38 +508,6 @@
           <w:p>
             <w:r>
               <w:t>7</w:t>
-            </w:r>
-          </w:p>
-        </w:tc>
-      </w:tr>
-      <w:tr>
-        <w:tc>
-          <w:tcPr>
-            <w:tcW w:type="dxa" w:w="3324"/>
-          </w:tcPr>
-          <w:p>
-            <w:r>
-              <w:t>Section3</w:t>
-            </w:r>
-          </w:p>
-        </w:tc>
-        <w:tc>
-          <w:tcPr>
-            <w:tcW w:type="dxa" w:w="3324"/>
-          </w:tcPr>
-          <w:p>
-            <w:r>
-              <w:t>Sante</w:t>
-            </w:r>
-          </w:p>
-        </w:tc>
-        <w:tc>
-          <w:tcPr>
-            <w:tcW w:type="dxa" w:w="3324"/>
-          </w:tcPr>
-          <w:p>
-            <w:r>
-              <w:t>6</w:t>
             </w:r>
           </w:p>
         </w:tc>
@@ -839,6 +839,27 @@
           <w:color w:val="4672C4"/>
           <w:sz w:val="22"/>
         </w:rPr>
+        <w:t>&gt;&gt; Section0 - Identification et renseignements de controle</w:t>
+      </w:r>
+    </w:p>
+    <w:p>
+      <w:pPr>
+        <w:ind w:left="283"/>
+      </w:pPr>
+      <w:r>
+        <w:rPr>
+          <w:sz w:val="20"/>
+        </w:rPr>
+        <w:t>- Le questionnaire semble ne pas être complètement fini mais le questionnaire est en statut complet, prière de compléter le questionnaire.</w:t>
+      </w:r>
+    </w:p>
+    <w:p>
+      <w:r>
+        <w:rPr>
+          <w:b/>
+          <w:color w:val="4672C4"/>
+          <w:sz w:val="22"/>
+        </w:rPr>
         <w:t>&gt;&gt; Section1 - Caracteristiques des membres</w:t>
       </w:r>
     </w:p>
@@ -981,7 +1002,7 @@
         <w:rPr>
           <w:sz w:val="20"/>
         </w:rPr>
-        <w:t>- Attention ! Le prix unitaire d'achat (25 Fcfa) de Gombo en poudre en Sachets (Tres petit) est relativement faible par rapport aux autres prix observés dans cette zone. Prière de corriger ou de confirmer avec le QG. Attention ! Le prix unitaire d'achat (250 Fcfa) de Maïs en grain en Kg (taille unique) est relativement faible par rapport aux autres prix observés dans cette zone. Prière de corriger ou de confirmer avec le QG. Attention ! Le prix unitaire d'achat (50 Fcfa) de Manioc en tubercules en Pièce (Petit) est relativement faible par rapport aux autres prix observés dans cette zone. Prière de corriger ou de confirmer avec le QG. Avertissement!!! Le ménage a consommé 14 Sachets Petit de Sucre en poudre , cette quantité semble anormale pour une consommation des 7 derniers jours.Prière de corriger ou de confirmer avec le QG. Attention ! Le prix unitaire d'achat (150 Fcfa) de Sucre en poudre  en Sachets (Petit) est relativement élevé par rapport aux autres prix observés dans cette zone. Prière de corriger ou de confirmer avec le QG.</w:t>
+        <w:t>- Attention ! Le prix unitaire d'achat (25 Fcfa) de Gombo en poudre en Sachets (Tres petit) est relativement faible par rapport aux autres prix observés dans cette zone. Prière de corriger ou de confirmer avec le QG. Attention ! Le prix unitaire d'achat (25 Fcfa) de Tomate fraîche en Tas (Tres petit) est relativement faible par rapport aux autres prix observés dans cette zone. Prière de corriger ou de confirmer avec le QG. Attention ! Le prix unitaire d'achat (250 Fcfa) de Maïs en grain en Kg (taille unique) est relativement faible par rapport aux autres prix observés dans cette zone. Prière de corriger ou de confirmer avec le QG. Attention ! Le prix unitaire d'achat (50 Fcfa) de Carotte en Pièce (Tres petit) est relativement faible par rapport aux autres prix observés dans cette zone. Prière de corriger ou de confirmer avec le QG. Attention ! Le prix unitaire d'achat (50 Fcfa) de Manioc en tubercules en Pièce (Petit) est relativement faible par rapport aux autres prix observés dans cette zone. Prière de corriger ou de confirmer avec le QG. Attention ! Le prix unitaire d'achat (75 Fcfa) de Concentré de tomate en Sachets industriel (Petit) est relativement faible par rapport aux autres prix observés dans cette zone. Prière de corriger ou de confirmer avec le QG. Avertissement!!! Le ménage a consommé 14 Sachets Petit de Sucre en poudre , cette quantité semble anormale pour une consommation des 7 derniers jours.Prière de corriger ou de confirmer avec le QG. Attention ! Le prix unitaire d'achat (150 Fcfa) de Sucre en poudre  en Sachets (Petit) est relativement élevé par rapport aux autres prix observés dans cette zone. Prière de corriger ou de confirmer avec le QG.</w:t>
       </w:r>
     </w:p>
     <w:p>
@@ -1231,7 +1252,7 @@
               <w:rPr>
                 <w:sz w:val="14"/>
               </w:rPr>
-              <w:t>EQ30_enq3</w:t>
+              <w:t>EQ30_sup</w:t>
             </w:r>
           </w:p>
         </w:tc>
@@ -1257,7 +1278,7 @@
               <w:rPr>
                 <w:sz w:val="14"/>
               </w:rPr>
-              <w:t>Djibril SADIO</w:t>
+              <w:t>Baye Asse DIOP</w:t>
             </w:r>
           </w:p>
         </w:tc>
@@ -1392,27 +1413,6 @@
           <w:color w:val="4672C4"/>
           <w:sz w:val="22"/>
         </w:rPr>
-        <w:t>&gt;&gt; Section0 - Identification et renseignements de controle</w:t>
-      </w:r>
-    </w:p>
-    <w:p>
-      <w:pPr>
-        <w:ind w:left="283"/>
-      </w:pPr>
-      <w:r>
-        <w:rPr>
-          <w:sz w:val="20"/>
-        </w:rPr>
-        <w:t>- Vous avez declaré que le questionnaire est complètement fini mais le questionnaire est en statut partiel, prière de mettre le questionnaire en statut complet s'il est fini.</w:t>
-      </w:r>
-    </w:p>
-    <w:p>
-      <w:r>
-        <w:rPr>
-          <w:b/>
-          <w:color w:val="4672C4"/>
-          <w:sz w:val="22"/>
-        </w:rPr>
         <w:t>&gt;&gt; Section1 - Caracteristiques des membres</w:t>
       </w:r>
     </w:p>
@@ -1534,7 +1534,7 @@
         <w:rPr>
           <w:sz w:val="20"/>
         </w:rPr>
-        <w:t>- Attention ! Le prix unitaire d'achat (100 Fcfa) de Cube alimentaire (Maggi, Jumbo, ) en Cube (Petit) est relativement élevé par rapport aux autres prix observés dans cette zone. Prière de corriger ou de confirmer avec le QG. Attention ! Le prix unitaire d'achat (50 Fcfa) de Carotte en Pièce (Petit) est relativement faible par rapport aux autres prix observés dans cette zone. Prière de corriger ou de confirmer avec le QG. Attention ! Le prix unitaire d'achat (50 Fcfa) de Patate douce en Pièce (Petit) est relativement faible par rapport aux autres prix observés dans cette zone. Prière de corriger ou de confirmer avec le QG. Attention ! Soupçons de quantité anormale! Le ménage de KONY KEITA avec une taille de 9 personnes a consommé 6 Tas en Petit de Poireau qui est relativement élevé comme consommation par rapport à la condition de vie des autres ménages de même taille dans cette zone. Prière de corriger ou de confirmer avec le QG. Avertissement!!! Le ménage a consommé 10 Sachets Petit de Sucre en poudre , cette quantité semble anormale pour une consommation des 7 derniers jours.Prière de corriger ou de confirmer avec le QG. Avertissement!!! Le ménage a consommé 8 Boite (Autre que la boite/pot de tomate) Petit de Thé en sachet, cette quantité semble anormale pour une consommation des 7 derniers jours.Les ménages consomment géneralement en sachet ou en paquet, prière de corriger ou de confirmer avec le QG. Incohérence!! Dans ce ménage, chaque individus consomme par jour 30.27 Kg  de cereale; Prière de revoir les quantités prises de ces produits.</w:t>
+        <w:t>- Attention ! Le prix unitaire d'achat (100 Fcfa) de Cube alimentaire (Maggi, Jumbo, ) en Cube (Petit) est relativement élevé par rapport aux autres prix observés dans cette zone. Prière de corriger ou de confirmer avec le QG. Attention ! Le prix unitaire d'achat (50 Fcfa) de Carotte en Pièce (Petit) est relativement faible par rapport aux autres prix observés dans cette zone. Prière de corriger ou de confirmer avec le QG. Attention ! Le prix unitaire d'achat (50 Fcfa) de Patate douce en Pièce (Petit) est relativement faible par rapport aux autres prix observés dans cette zone. Prière de corriger ou de confirmer avec le QG. Avertissement!!! Le ménage a consommé 10 Sachets Petit de Sucre en poudre , cette quantité semble anormale pour une consommation des 7 derniers jours.Prière de corriger ou de confirmer avec le QG. Avertissement!!! Le ménage a consommé 8 Boite (Autre que la boite/pot de tomate) Petit de Thé en sachet, cette quantité semble anormale pour une consommation des 7 derniers jours.Les ménages consomment géneralement en sachet ou en paquet, prière de corriger ou de confirmer avec le QG. Incohérence!! Dans ce ménage, chaque individus consomme par jour 48.86127 Kg  de cereale; Prière de revoir les quantités prises de ces produits.</w:t>
       </w:r>
     </w:p>
     <w:p>
@@ -1803,7 +1803,7 @@
               <w:rPr>
                 <w:sz w:val="14"/>
               </w:rPr>
-              <w:t>EQ30_enq1</w:t>
+              <w:t>EQ30_sup</w:t>
             </w:r>
           </w:p>
         </w:tc>
@@ -1829,7 +1829,7 @@
               <w:rPr>
                 <w:sz w:val="14"/>
               </w:rPr>
-              <w:t>Assane COULIBALY</w:t>
+              <w:t>Baye Asse DIOP</w:t>
             </w:r>
           </w:p>
         </w:tc>
@@ -1964,6 +1964,27 @@
           <w:color w:val="4672C4"/>
           <w:sz w:val="22"/>
         </w:rPr>
+        <w:t>&gt;&gt; Section0 - Identification et renseignements de controle</w:t>
+      </w:r>
+    </w:p>
+    <w:p>
+      <w:pPr>
+        <w:ind w:left="283"/>
+      </w:pPr>
+      <w:r>
+        <w:rPr>
+          <w:sz w:val="20"/>
+        </w:rPr>
+        <w:t>- Le questionnaire semble ne pas être complètement fini mais le questionnaire est en statut complet, prière de compléter le questionnaire.</w:t>
+      </w:r>
+    </w:p>
+    <w:p>
+      <w:r>
+        <w:rPr>
+          <w:b/>
+          <w:color w:val="4672C4"/>
+          <w:sz w:val="22"/>
+        </w:rPr>
         <w:t>&gt;&gt; Section1 - Caracteristiques des membres</w:t>
       </w:r>
     </w:p>
@@ -1975,9 +1996,7 @@
         <w:rPr>
           <w:sz w:val="20"/>
         </w:rPr>
-        <w:t>- Aucun membre du ménage ne possède un téléphone, prière de regarder cela et corriger ou confirmez cette information avec le QG.</w:t>
-        <w:br/>
-        <w:t>-  Aucun membre du ménage ne possède un téléphone, prière de regarder cela et corriger ou confirmez cette information avec le QG.L'ethni de Aliou Camara est Diallonke, prière de bien classer cet ethni qui existe soit dans la liste des ethni ou n'éxiste pas comme ethni.</w:t>
+        <w:t>- L'ethni de Aliou Camara est Diallonke, prière de bien classer cet ethni qui existe soit dans la liste des ethni ou n'éxiste pas comme ethni.</w:t>
       </w:r>
     </w:p>
     <w:p>
@@ -2676,7 +2695,7 @@
         <w:rPr>
           <w:sz w:val="20"/>
         </w:rPr>
-        <w:t>- Attention ! Le prix unitaire d'achat (150 Fcfa) de Sucre en poudre  en Sachets (Petit) est relativement élevé par rapport aux autres prix observés dans cette zone. Prière de corriger ou de confirmer avec le QG. Attention ! Le prix unitaire d'achat (200 Fcfa) de Piment séché en Sachets (Petit) est relativement élevé par rapport aux autres prix observés dans cette zone. Prière de corriger ou de confirmer avec le QG. Attention ! Le prix unitaire d'achat (500 Fcfa) de Pâte d'arachide en Sachets (Petit) est relativement élevé par rapport aux autres prix observés dans cette zone. Prière de corriger ou de confirmer avec le QG. Incohérence!! Dans ce ménage, chaque individus consomme par jour .639881 Kg  de cereale; Prière de revoir les quantités prises de ces produits.</w:t>
+        <w:t>- Attention ! Le prix unitaire d'achat (150 Fcfa) de Sucre en poudre  en Sachets (Petit) est relativement élevé par rapport aux autres prix observés dans cette zone. Prière de corriger ou de confirmer avec le QG. Attention ! Le prix unitaire d'achat (200 Fcfa) de Piment séché en Sachets (Petit) est relativement élevé par rapport aux autres prix observés dans cette zone. Prière de corriger ou de confirmer avec le QG. Attention ! Le prix unitaire d'achat (500 Fcfa) de Pâte d'arachide en Sachets (Petit) est relativement élevé par rapport aux autres prix observés dans cette zone. Prière de corriger ou de confirmer avec le QG. Attention ! Le prix unitaire d'achat (75 Fcfa) de Concentré de tomate en Sachets (Tres petit) est relativement faible par rapport aux autres prix observés dans cette zone. Prière de corriger ou de confirmer avec le QG. Incohérence!! Dans ce ménage, chaque individus consomme par jour .860119 Kg  de cereale; Prière de revoir les quantités prises de ces produits.</w:t>
       </w:r>
     </w:p>
     <w:p>
@@ -2947,7 +2966,7 @@
               <w:rPr>
                 <w:sz w:val="14"/>
               </w:rPr>
-              <w:t>EQ30_enq3</w:t>
+              <w:t>EQ30_sup</w:t>
             </w:r>
           </w:p>
         </w:tc>
@@ -2973,7 +2992,7 @@
               <w:rPr>
                 <w:sz w:val="14"/>
               </w:rPr>
-              <w:t>Djibril SADIO</w:t>
+              <w:t>Baye Asse DIOP</w:t>
             </w:r>
           </w:p>
         </w:tc>
@@ -3108,27 +3127,6 @@
           <w:color w:val="4672C4"/>
           <w:sz w:val="22"/>
         </w:rPr>
-        <w:t>&gt;&gt; Section0 - Identification et renseignements de controle</w:t>
-      </w:r>
-    </w:p>
-    <w:p>
-      <w:pPr>
-        <w:ind w:left="283"/>
-      </w:pPr>
-      <w:r>
-        <w:rPr>
-          <w:sz w:val="20"/>
-        </w:rPr>
-        <w:t>- Vous avez declaré que le questionnaire est complètement fini mais le questionnaire est en statut partiel, prière de mettre le questionnaire en statut complet s'il est fini.</w:t>
-      </w:r>
-    </w:p>
-    <w:p>
-      <w:r>
-        <w:rPr>
-          <w:b/>
-          <w:color w:val="4672C4"/>
-          <w:sz w:val="22"/>
-        </w:rPr>
         <w:t>&gt;&gt; Section2 - Education</w:t>
       </w:r>
     </w:p>
@@ -3211,7 +3209,7 @@
         <w:rPr>
           <w:sz w:val="20"/>
         </w:rPr>
-        <w:t>- Attention ! Le prix unitaire d'achat (50 Fcfa) de Concentré de tomate en Sachets (Petit) est relativement faible par rapport aux autres prix observés dans cette zone. Prière de corriger ou de confirmer avec le QG. Attention ! Soupçons de quantité anormale! Le ménage de FANTA DIALLO avec une taille de 4 personnes a consommé 6 Sachets en Petit de Piment séché qui est relativement élevé comme consommation par rapport à la condition de vie des autres ménages de même taille dans cette zone. Prière de corriger ou de confirmer avec le QG. Avertissement!!! Le ménage a consommé 7 Boite (Autre que la boite/pot de tomate) Petit de Thé en sachet, cette quantité semble anormale pour une consommation des 7 derniers jours.Les ménages consomment géneralement en sachet ou en paquet, prière de corriger ou de confirmer avec le QG. Le prix d'achat unitaire (1 Fcfa) de Thé en sachet en Boite (Autre que la boite/pot de tomate) de taille Petit  est invraisemblable, prière de regarder les reponses prises dans les questions s07bq07a s07bq07b s07bq07c s07bq08 pour mieux corriger. Incohérence!! Dans ce ménage, chaque individus consomme par jour 56.82714 Kg  de cereale; Prière de revoir les quantités prises de ces produits. Incohérence!! Dans ce ménage, chaque individus consomme par jour 56.82714 Kg  de cereale; Prière de revoir les quantités prises de ces produits. Attention ! Le prix unitaire d'achat (600 Fcfa) de Mil en Kg (taille unique) est relativement élevé par rapport aux autres prix observés dans cette zone. Prière de corriger ou de confirmer avec le QG. Le prix d'achat unitaire (1 Fcfa) de Piment frais en Pièce de taille Petit  est invraisemblable, prière de regarder les reponses prises dans les questions s07bq07a s07bq07b s07bq07c s07bq08 pour mieux corriger. Attention ! Le prix unitaire d'achat (1 Fcfa) de Piment frais en Pièce (Petit) est relativement faible par rapport aux autres prix observés dans cette zone. Prière de corriger ou de confirmer avec le QG.</w:t>
+        <w:t>- Attention ! Le prix unitaire d'achat (50 Fcfa) de Concentré de tomate en Sachets (Petit) est relativement faible par rapport aux autres prix observés dans cette zone. Prière de corriger ou de confirmer avec le QG. Avertissement!!! Le ménage a consommé 7 Boite (Autre que la boite/pot de tomate) Petit de Thé en sachet, cette quantité semble anormale pour une consommation des 7 derniers jours.Les ménages consomment géneralement en sachet ou en paquet, prière de corriger ou de confirmer avec le QG. Le prix d'achat unitaire (1 Fcfa) de Thé en sachet en Boite (Autre que la boite/pot de tomate) de taille Petit  est invraisemblable, prière de regarder les reponses prises dans les questions s07bq07a s07bq07b s07bq07c s07bq08 pour mieux corriger. Incohérence!! Dans ce ménage, chaque individus consomme par jour 107.7332 Kg  de cereale; Prière de revoir les quantités prises de ces produits. Incohérence!! Dans ce ménage, chaque individus consomme par jour 107.7332 Kg  de cereale; Prière de revoir les quantités prises de ces produits. Le prix d'achat unitaire (1 Fcfa) de Piment frais en Pièce de taille Petit  est invraisemblable, prière de regarder les reponses prises dans les questions s07bq07a s07bq07b s07bq07c s07bq08 pour mieux corriger. Attention ! Le prix unitaire d'achat (1 Fcfa) de Piment frais en Pièce (Petit) est relativement faible par rapport aux autres prix observés dans cette zone. Prière de corriger ou de confirmer avec le QG.</w:t>
       </w:r>
     </w:p>
     <w:p>
@@ -3459,7 +3457,7 @@
               <w:rPr>
                 <w:sz w:val="14"/>
               </w:rPr>
-              <w:t>EQ30_enq3</w:t>
+              <w:t>EQ30_sup</w:t>
             </w:r>
           </w:p>
         </w:tc>
@@ -3485,7 +3483,7 @@
               <w:rPr>
                 <w:sz w:val="14"/>
               </w:rPr>
-              <w:t>Djibril SADIO</w:t>
+              <w:t>Baye Asse DIOP</w:t>
             </w:r>
           </w:p>
         </w:tc>
@@ -3613,6 +3611,27 @@
       </w:tr>
     </w:tbl>
     <w:p/>
+    <w:p>
+      <w:r>
+        <w:rPr>
+          <w:b/>
+          <w:color w:val="4672C4"/>
+          <w:sz w:val="22"/>
+        </w:rPr>
+        <w:t>&gt;&gt; Section0 - Identification et renseignements de controle</w:t>
+      </w:r>
+    </w:p>
+    <w:p>
+      <w:pPr>
+        <w:ind w:left="283"/>
+      </w:pPr>
+      <w:r>
+        <w:rPr>
+          <w:sz w:val="20"/>
+        </w:rPr>
+        <w:t>- Le questionnaire semble ne pas être complètement fini mais le questionnaire est en statut complet, prière de compléter le questionnaire.</w:t>
+      </w:r>
+    </w:p>
     <w:p>
       <w:r>
         <w:rPr>
@@ -3752,7 +3771,7 @@
         <w:rPr>
           <w:sz w:val="20"/>
         </w:rPr>
-        <w:t>- Attention ! Le prix unitaire d'achat (100 Fcfa) de Citron en Sachets (Petit) est relativement élevé par rapport aux autres prix observés dans cette zone. Prière de corriger ou de confirmer avec le QG. Attention ! Le prix unitaire d'achat (100 Fcfa) de Cube alimentaire (Maggi, Jumbo, ) en Cube (Petit) est relativement élevé par rapport aux autres prix observés dans cette zone. Prière de corriger ou de confirmer avec le QG. Attention ! Le prix unitaire d'achat (200 Fcfa) de Concentré de tomate en Sachets (Petit) est relativement élevé par rapport aux autres prix observés dans cette zone. Prière de corriger ou de confirmer avec le QG. Difficile de consommer le Sel en Sac (5 Kg) taille unique prière de verifier. Incohérence!! Dans ce ménage, chaque individus consomme par jour 34.66776 Kg  de cereale; Prière de revoir les quantités prises de ces produits.</w:t>
+        <w:t>- Attention ! Le prix unitaire d'achat (100 Fcfa) de Citron en Sachets (Petit) est relativement élevé par rapport aux autres prix observés dans cette zone. Prière de corriger ou de confirmer avec le QG. Attention ! Le prix unitaire d'achat (100 Fcfa) de Cube alimentaire (Maggi, Jumbo, ) en Cube (Petit) est relativement élevé par rapport aux autres prix observés dans cette zone. Prière de corriger ou de confirmer avec le QG. Attention ! Le prix unitaire d'achat (200 Fcfa) de Concentré de tomate en Sachets (Petit) est relativement élevé par rapport aux autres prix observés dans cette zone. Prière de corriger ou de confirmer avec le QG. Difficile de consommer le Sel en Sac (5 Kg) taille unique prière de verifier. Incohérence!! Dans ce ménage, chaque individus consomme par jour 56.22572 Kg  de cereale; Prière de revoir les quantités prises de ces produits.</w:t>
       </w:r>
     </w:p>
     <w:p>
@@ -4021,7 +4040,7 @@
               <w:rPr>
                 <w:sz w:val="14"/>
               </w:rPr>
-              <w:t>EQ30_enq2</w:t>
+              <w:t>EQ30_sup</w:t>
             </w:r>
           </w:p>
         </w:tc>
@@ -4047,7 +4066,7 @@
               <w:rPr>
                 <w:sz w:val="14"/>
               </w:rPr>
-              <w:t>Papa Sadio COULIBALY</w:t>
+              <w:t>Baye Asse DIOP</w:t>
             </w:r>
           </w:p>
         </w:tc>
@@ -4175,27 +4194,6 @@
       </w:tr>
     </w:tbl>
     <w:p/>
-    <w:p>
-      <w:r>
-        <w:rPr>
-          <w:b/>
-          <w:color w:val="4672C4"/>
-          <w:sz w:val="22"/>
-        </w:rPr>
-        <w:t>&gt;&gt; Section0 - Identification et renseignements de controle</w:t>
-      </w:r>
-    </w:p>
-    <w:p>
-      <w:pPr>
-        <w:ind w:left="283"/>
-      </w:pPr>
-      <w:r>
-        <w:rPr>
-          <w:sz w:val="20"/>
-        </w:rPr>
-        <w:t>- Vous avez declaré que le questionnaire est complètement fini mais le questionnaire est en statut partiel, prière de mettre le questionnaire en statut complet s'il est fini.</w:t>
-      </w:r>
-    </w:p>
     <w:p>
       <w:r>
         <w:rPr>
@@ -4349,7 +4347,7 @@
         <w:rPr>
           <w:sz w:val="20"/>
         </w:rPr>
-        <w:t>- Attention ! Le prix unitaire d'achat (1000 Fcfa) de Capitaine frais en Tas (Petit) est relativement élevé par rapport aux autres prix observés dans cette zone. Prière de corriger ou de confirmer avec le QG. Attention ! Le prix unitaire d'achat (150 Fcfa) de Patate douce en Pièce (Petit) est relativement élevé par rapport aux autres prix observés dans cette zone. Prière de corriger ou de confirmer avec le QG. Attention ! Le prix unitaire d'achat (200 Fcfa) de Choux en Pièce (Petit) est relativement élevé par rapport aux autres prix observés dans cette zone. Prière de corriger ou de confirmer avec le QG. Attention ! Le prix unitaire d'achat (200 Fcfa) de Concentré de tomate en Sachets (Petit) est relativement élevé par rapport aux autres prix observés dans cette zone. Prière de corriger ou de confirmer avec le QG. Attention ! Le prix unitaire d'achat (200 Fcfa) de Gombo en poudre en Sachets (Petit) est relativement élevé par rapport aux autres prix observés dans cette zone. Prière de corriger ou de confirmer avec le QG. Attention ! Le prix unitaire d'achat (25 Fcfa) de Vinaigre de vin en Verre ( à thé) (taille unique) est relativement faible par rapport aux autres prix observés dans cette zone. Prière de corriger ou de confirmer avec le QG. Avertissement!! La quantité (3.7 litre) du produit Huile de soja  consommée  par le ménage semble très élevé, prière de corriger ou confirmer avec le QG. Avertissement!!! Le ménage a consommé 14 Paquet Petit de Thé en sachet, cette quantité semble anormale pour une consommation des 7 derniers jours.Prière de corriger ou de confirmer avec le QG. Avertissement!! le prix unitaire (100 Fcfa) de Thé en sachet (unité: Paquet) de taille Petit est très faible ou élevé. Prière de corriger ou de confirmer avec le QG. Incohérence!! Dans ce ménage, chaque individus consomme par jour 20.36395 Kg  de cereale; Prière de revoir les quantités prises de ces produits. Incohérence!! Dans ce ménage, chaque individus consomme par jour 20.36395 Kg  de cereale; Prière de revoir les quantités prises de ces produits.</w:t>
+        <w:t>- Attention ! Le prix unitaire d'achat (100 Fcfa) de Œufs frais en Pièce (taille unique) est relativement faible par rapport aux autres prix observés dans cette zone. Prière de corriger ou de confirmer avec le QG. Attention ! Le prix unitaire d'achat (150 Fcfa) de Patate douce en Pièce (Petit) est relativement élevé par rapport aux autres prix observés dans cette zone. Prière de corriger ou de confirmer avec le QG. Attention ! Le prix unitaire d'achat (200 Fcfa) de Choux en Pièce (Petit) est relativement élevé par rapport aux autres prix observés dans cette zone. Prière de corriger ou de confirmer avec le QG. Attention ! Le prix unitaire d'achat (200 Fcfa) de Concentré de tomate en Sachets (Petit) est relativement élevé par rapport aux autres prix observés dans cette zone. Prière de corriger ou de confirmer avec le QG. Attention ! Le prix unitaire d'achat (200 Fcfa) de Gombo en poudre en Sachets (Petit) est relativement élevé par rapport aux autres prix observés dans cette zone. Prière de corriger ou de confirmer avec le QG. Attention ! Le prix unitaire d'achat (25 Fcfa) de Poivre en Sachets (Tres petit) est relativement faible par rapport aux autres prix observés dans cette zone. Prière de corriger ou de confirmer avec le QG. Attention ! Le prix unitaire d'achat (25 Fcfa) de Vinaigre de vin en Verre ( à thé) (taille unique) est relativement faible par rapport aux autres prix observés dans cette zone. Prière de corriger ou de confirmer avec le QG. Avertissement!! La quantité (3.7 litre) du produit Huile de soja  consommée  par le ménage semble très élevé, prière de corriger ou confirmer avec le QG. Avertissement!!! Le ménage a consommé 14 Paquet Petit de Thé en sachet, cette quantité semble anormale pour une consommation des 7 derniers jours.Prière de corriger ou de confirmer avec le QG. Avertissement!! le prix unitaire (100 Fcfa) de Thé en sachet (unité: Paquet) de taille Petit est très faible ou élevé. Prière de corriger ou de confirmer avec le QG. Incohérence!! Dans ce ménage, chaque individus consomme par jour 35.22934 Kg  de cereale; Prière de revoir les quantités prises de ces produits. Incohérence!! Dans ce ménage, chaque individus consomme par jour 35.22934 Kg  de cereale; Prière de revoir les quantités prises de ces produits.</w:t>
       </w:r>
     </w:p>
     <w:p>
@@ -4394,6 +4392,27 @@
           <w:sz w:val="20"/>
         </w:rPr>
         <w:t>- La dernière fois que vous avez acheté Lubrifiants (huile moteur; huile de frein; liquide batterie (acide); graisses; autres lubrifiants n.d.a.) est mécanicien et semble exister dans les modalités, prière de prendre attache avec le QG pour plus d'explication afin de la classer bien.</w:t>
+      </w:r>
+    </w:p>
+    <w:p>
+      <w:r>
+        <w:rPr>
+          <w:b/>
+          <w:color w:val="4672C4"/>
+          <w:sz w:val="22"/>
+        </w:rPr>
+        <w:t>&gt;&gt; Section12 - Actifs du menage</w:t>
+      </w:r>
+    </w:p>
+    <w:p>
+      <w:pPr>
+        <w:ind w:left="283"/>
+      </w:pPr>
+      <w:r>
+        <w:rPr>
+          <w:sz w:val="20"/>
+        </w:rPr>
+        <w:t>- Attention ! Antenne parabolique / décodeur a été achété à 30000 Fcfa est relativement élevé par rapport aux autres prix d'achat observés dans cette zone. Prière de corriger ou de confirmer avec le QG.</w:t>
       </w:r>
     </w:p>
     <w:p>
@@ -4818,6 +4837,27 @@
           <w:color w:val="4672C4"/>
           <w:sz w:val="22"/>
         </w:rPr>
+        <w:t>&gt;&gt; Section0 - Identification et renseignements de controle</w:t>
+      </w:r>
+    </w:p>
+    <w:p>
+      <w:pPr>
+        <w:ind w:left="283"/>
+      </w:pPr>
+      <w:r>
+        <w:rPr>
+          <w:sz w:val="20"/>
+        </w:rPr>
+        <w:t>- Le questionnaire semble ne pas être complètement fini mais le questionnaire est en statut complet, prière de compléter le questionnaire.</w:t>
+      </w:r>
+    </w:p>
+    <w:p>
+      <w:r>
+        <w:rPr>
+          <w:b/>
+          <w:color w:val="4672C4"/>
+          <w:sz w:val="22"/>
+        </w:rPr>
         <w:t>&gt;&gt; Section1 - Caracteristiques des membres</w:t>
       </w:r>
     </w:p>
@@ -4946,7 +4986,7 @@
         <w:rPr>
           <w:sz w:val="20"/>
         </w:rPr>
-        <w:t>- Attention ! Le prix unitaire d'achat (100 Fcfa) de Vinaigre de vin en Sachets (Tres petit) est relativement élevé par rapport aux autres prix observés dans cette zone. Prière de corriger ou de confirmer avec le QG. Attention ! Soupçons de quantité anormale! Le ménage de Mamadou Saliou Sidibe avec une taille de 6 personnes a consommé 27 Cube en Petit de Cube alimentaire (Maggi, Jumbo, ) qui est relativement élevé comme consommation par rapport à la condition de vie des autres ménages de même taille dans cette zone. Prière de corriger ou de confirmer avec le QG.</w:t>
+        <w:t>- Attention ! Le prix unitaire d'achat (100 Fcfa) de Vinaigre de vin en Sachets (Tres petit) est relativement élevé par rapport aux autres prix observés dans cette zone. Prière de corriger ou de confirmer avec le QG. Incohérence!! Dans ce ménage, chaque individus consomme par jour 2.202381 Kg  de cereale; Prière de revoir les quantités prises de ces produits. Incohérence!! Dans ce ménage, chaque individus consomme par jour 2.202381 Kg  de cereale; Prière de revoir les quantités prises de ces produits.</w:t>
       </w:r>
     </w:p>
     <w:p>
@@ -5077,6 +5117,27 @@
           <w:sz w:val="20"/>
         </w:rPr>
         <w:t>- La quantité estimée en Kg est incorrecte (Exemple : si le ménage a eu 10 sacs de 100kg = 10*100=1000kg), prière de corriger merci.</w:t>
+      </w:r>
+    </w:p>
+    <w:p>
+      <w:r>
+        <w:rPr>
+          <w:b/>
+          <w:color w:val="4672C4"/>
+          <w:sz w:val="22"/>
+        </w:rPr>
+        <w:t>&gt;&gt; Section19 - Equipements agricoles</w:t>
+      </w:r>
+    </w:p>
+    <w:p>
+      <w:pPr>
+        <w:ind w:left="283"/>
+      </w:pPr>
+      <w:r>
+        <w:rPr>
+          <w:sz w:val="20"/>
+        </w:rPr>
+        <w:t>- Attention ! Houe/daba/hilaire a été achété à 1000 Fcfa est relativement faible par rapport aux autres prix d'achat observés dans cette zone. Prière de corriger ou de confirmer avec le QG.</w:t>
       </w:r>
     </w:p>
     <w:p>
@@ -5240,7 +5301,7 @@
               <w:rPr>
                 <w:sz w:val="14"/>
               </w:rPr>
-              <w:t>EQ30_enq2</w:t>
+              <w:t>EQ30_sup</w:t>
             </w:r>
           </w:p>
         </w:tc>
@@ -5266,7 +5327,7 @@
               <w:rPr>
                 <w:sz w:val="14"/>
               </w:rPr>
-              <w:t>Papa Sadio COULIBALY</w:t>
+              <w:t>Baye Asse DIOP</w:t>
             </w:r>
           </w:p>
         </w:tc>
@@ -5401,6 +5462,27 @@
           <w:color w:val="4672C4"/>
           <w:sz w:val="22"/>
         </w:rPr>
+        <w:t>&gt;&gt; Section0 - Identification et renseignements de controle</w:t>
+      </w:r>
+    </w:p>
+    <w:p>
+      <w:pPr>
+        <w:ind w:left="283"/>
+      </w:pPr>
+      <w:r>
+        <w:rPr>
+          <w:sz w:val="20"/>
+        </w:rPr>
+        <w:t>- Le questionnaire semble ne pas être complètement fini mais le questionnaire est en statut complet, prière de compléter le questionnaire.</w:t>
+      </w:r>
+    </w:p>
+    <w:p>
+      <w:r>
+        <w:rPr>
+          <w:b/>
+          <w:color w:val="4672C4"/>
+          <w:sz w:val="22"/>
+        </w:rPr>
         <w:t>&gt;&gt; Section1 - Caracteristiques des membres</w:t>
       </w:r>
     </w:p>
@@ -5456,7 +5538,7 @@
         <w:rPr>
           <w:sz w:val="20"/>
         </w:rPr>
-        <w:t>- Attention ! Le prix unitaire d'achat (100 Fcfa) de Choux en Tas (Petit) est relativement faible par rapport aux autres prix observés dans cette zone. Prière de corriger ou de confirmer avec le QG. Incohérence!! Dans ce ménage, chaque individus consomme par jour 69.49381 Kg  de cereale; Prière de revoir les quantités prises de ces produits.</w:t>
+        <w:t>- Attention ! Le prix unitaire d'achat (100 Fcfa) de Choux en Tas (Petit) est relativement faible par rapport aux autres prix observés dans cette zone. Prière de corriger ou de confirmer avec le QG. Attention ! Le prix unitaire d'achat (100 Fcfa) de Œufs frais en Pièce (taille unique) est relativement faible par rapport aux autres prix observés dans cette zone. Prière de corriger ou de confirmer avec le QG. Incohérence!! Dans ce ménage, chaque individus consomme par jour 135.3629 Kg  de cereale; Prière de revoir les quantités prises de ces produits.</w:t>
       </w:r>
     </w:p>
     <w:p>
@@ -5704,7 +5786,7 @@
               <w:rPr>
                 <w:sz w:val="14"/>
               </w:rPr>
-              <w:t>EQ30_enq2</w:t>
+              <w:t>EQ30_sup</w:t>
             </w:r>
           </w:p>
         </w:tc>
@@ -5730,7 +5812,7 @@
               <w:rPr>
                 <w:sz w:val="14"/>
               </w:rPr>
-              <w:t>Papa Sadio COULIBALY</w:t>
+              <w:t>Baye Asse DIOP</w:t>
             </w:r>
           </w:p>
         </w:tc>
@@ -5865,6 +5947,27 @@
           <w:color w:val="4672C4"/>
           <w:sz w:val="22"/>
         </w:rPr>
+        <w:t>&gt;&gt; Section0 - Identification et renseignements de controle</w:t>
+      </w:r>
+    </w:p>
+    <w:p>
+      <w:pPr>
+        <w:ind w:left="283"/>
+      </w:pPr>
+      <w:r>
+        <w:rPr>
+          <w:sz w:val="20"/>
+        </w:rPr>
+        <w:t>- Le questionnaire semble ne pas être complètement fini mais le questionnaire est en statut complet, prière de compléter le questionnaire.</w:t>
+      </w:r>
+    </w:p>
+    <w:p>
+      <w:r>
+        <w:rPr>
+          <w:b/>
+          <w:color w:val="4672C4"/>
+          <w:sz w:val="22"/>
+        </w:rPr>
         <w:t>&gt;&gt; Section1 - Caracteristiques des membres</w:t>
       </w:r>
     </w:p>
@@ -5897,7 +6000,7 @@
         <w:rPr>
           <w:sz w:val="20"/>
         </w:rPr>
-        <w:t xml:space="preserve">- Peu probable! Abdoulaye Ndaw  n'arrive pas  à comprendre un petit texte lu dans une langue locale (s02q03). Veuillez corriger ou donner des explications au QG. Dans les milieux urbains c'est peu probable de voir une école dont les élèves ou étudiants ne dépensent pas en frais d'uniformes, prière de verifier pour Abdoulaye Ndaw et corriger ou confirmer avec le QG. </w:t>
+        <w:t xml:space="preserve">- Peu probable! Abdoulaye Ndaw  n'arrive pas  à comprendre un petit texte lu dans une langue locale (s02q03). Veuillez corriger ou donner des explications au QG. Dans les milieux urbains c'est peu probable de voir une école dont les élèves ou étudiants ne dépensent pas en frais d'uniformes, prière de verifier pour Abdoulaye Ndaw et corriger ou confirmer avec le QG. Attention ! Le frais de scolarité (3600 Fcfa) de Abdoulaye Ndaw en 3ème année de Primaire est relativement élevé par rapport aux autres frais de scolarités observés dans cette zone. Prière de corriger ou de confirmer avec le QG. </w:t>
         <w:br/>
         <w:t xml:space="preserve">- Peu probable! Alama Sam  n'arrive pas  à comprendre un petit texte lu dans une langue locale (s02q03). Veuillez corriger ou donner des explications au QG. </w:t>
         <w:br/>
@@ -5991,7 +6094,7 @@
         <w:rPr>
           <w:sz w:val="20"/>
         </w:rPr>
-        <w:t>- Attention ! Le prix unitaire d'achat (200 Fcfa) de Sucre en poudre  en Sachets (Petit) est relativement élevé par rapport aux autres prix observés dans cette zone. Prière de corriger ou de confirmer avec le QG. Attention ! Le prix unitaire d'achat (300 Fcfa) de Lait caillé en Sachets (Petit) est relativement élevé par rapport aux autres prix observés dans cette zone. Prière de corriger ou de confirmer avec le QG. Attention ! Le prix unitaire d'achat (50 Fcfa) de Aubergine   en Pièce (Petit) est relativement faible par rapport aux autres prix observés dans cette zone. Prière de corriger ou de confirmer avec le QG. Incohérence!! Dans ce ménage, chaque individus consomme par jour 33.74166 Kg  de cereale; Prière de revoir les quantités prises de ces produits. Incohérence!! Dans ce ménage, chaque individus consomme par jour 33.74166 Kg  de cereale; Prière de revoir les quantités prises de ces produits. Attention ! Le prix unitaire d'achat (700 Fcfa) de Maïs en grain en Kg (taille unique) est relativement élevé par rapport aux autres prix observés dans cette zone. Prière de corriger ou de confirmer avec le QG.</w:t>
+        <w:t>- Attention ! Le prix unitaire d'achat (200 Fcfa) de Sucre en poudre  en Sachets (Petit) est relativement élevé par rapport aux autres prix observés dans cette zone. Prière de corriger ou de confirmer avec le QG. Attention ! Le prix unitaire d'achat (25 Fcfa) de Poivre en Sachets (Tres petit) est relativement faible par rapport aux autres prix observés dans cette zone. Prière de corriger ou de confirmer avec le QG. Attention ! Le prix unitaire d'achat (300 Fcfa) de Lait caillé en Sachets (Petit) est relativement élevé par rapport aux autres prix observés dans cette zone. Prière de corriger ou de confirmer avec le QG. Attention ! Le prix unitaire d'achat (50 Fcfa) de Aubergine   en Pièce (Petit) est relativement faible par rapport aux autres prix observés dans cette zone. Prière de corriger ou de confirmer avec le QG. Attention ! Le prix unitaire d'achat (50 Fcfa) de Carotte en Pièce (Tres petit) est relativement faible par rapport aux autres prix observés dans cette zone. Prière de corriger ou de confirmer avec le QG. Incohérence!! Dans ce ménage, chaque individus consomme par jour 62.15476 Kg  de cereale; Prière de revoir les quantités prises de ces produits. Incohérence!! Dans ce ménage, chaque individus consomme par jour 62.15476 Kg  de cereale; Prière de revoir les quantités prises de ces produits. Attention ! Le prix unitaire d'achat (700 Fcfa) de Maïs en grain en Kg (taille unique) est relativement élevé par rapport aux autres prix observés dans cette zone. Prière de corriger ou de confirmer avec le QG.</w:t>
       </w:r>
     </w:p>
     <w:p>
@@ -6077,6 +6180,10 @@
         <w:rPr>
           <w:sz w:val="20"/>
         </w:rPr>
+        <w:t xml:space="preserve">- Attention ! Antenne parabolique / décodeur a été achété à 25000 Fcfa est relativement élevé par rapport aux autres prix d'achat observés dans cette zone. Prière de corriger ou de confirmer avec le QG. </w:t>
+        <w:br/>
+        <w:t xml:space="preserve">- Attention ! Fer à repasser à charbon a été achété à 8000 Fcfa est relativement élevé par rapport aux autres prix d'achat observés dans cette zone. Prière de corriger ou de confirmer avec le QG. </w:t>
+        <w:br/>
         <w:t>- Avertissement!!! Le prix d'achat (12000) de l'article  Bonbonne de gaz est inférieur aux prix de revente (15000)  avec l'âge du bien atteignant 6 ans. Prière de vérifier ou confirmer avec l'enquêté et mettre les bonnes valeurs après verification, s'il le faut.</w:t>
       </w:r>
     </w:p>
@@ -6325,7 +6432,7 @@
               <w:rPr>
                 <w:sz w:val="14"/>
               </w:rPr>
-              <w:t>EQ30_enq3</w:t>
+              <w:t>EQ30_sup</w:t>
             </w:r>
           </w:p>
         </w:tc>
@@ -6351,7 +6458,7 @@
               <w:rPr>
                 <w:sz w:val="14"/>
               </w:rPr>
-              <w:t>Djibril SADIO</w:t>
+              <w:t>Baye Asse DIOP</w:t>
             </w:r>
           </w:p>
         </w:tc>
@@ -6486,6 +6593,27 @@
           <w:color w:val="4672C4"/>
           <w:sz w:val="22"/>
         </w:rPr>
+        <w:t>&gt;&gt; Section0 - Identification et renseignements de controle</w:t>
+      </w:r>
+    </w:p>
+    <w:p>
+      <w:pPr>
+        <w:ind w:left="283"/>
+      </w:pPr>
+      <w:r>
+        <w:rPr>
+          <w:sz w:val="20"/>
+        </w:rPr>
+        <w:t>- Le questionnaire semble ne pas être complètement fini mais le questionnaire est en statut complet, prière de compléter le questionnaire.</w:t>
+      </w:r>
+    </w:p>
+    <w:p>
+      <w:r>
+        <w:rPr>
+          <w:b/>
+          <w:color w:val="4672C4"/>
+          <w:sz w:val="22"/>
+        </w:rPr>
         <w:t>&gt;&gt; Section1 - Caracteristiques des membres</w:t>
       </w:r>
     </w:p>
@@ -6566,7 +6694,7 @@
         <w:rPr>
           <w:sz w:val="20"/>
         </w:rPr>
-        <w:t>- Attention ! Le prix unitaire d'achat (100 Fcfa) de Cube alimentaire (Maggi, Jumbo, ) en Cube (Petit) est relativement élevé par rapport aux autres prix observés dans cette zone. Prière de corriger ou de confirmer avec le QG. Attention ! Le prix unitaire d'achat (200 Fcfa) de Concentré de tomate en Sachets (Petit) est relativement élevé par rapport aux autres prix observés dans cette zone. Prière de corriger ou de confirmer avec le QG. Attention ! Le prix unitaire d'achat (25 Fcfa) de Vinaigre de vin en Sachets (Petit) est relativement faible par rapport aux autres prix observés dans cette zone. Prière de corriger ou de confirmer avec le QG. Attention ! Le prix unitaire d'achat (50 Fcfa) de Sel en Sachets (Petit) est relativement faible par rapport aux autres prix observés dans cette zone. Prière de corriger ou de confirmer avec le QG. Attention ! Le prix unitaire d'achat (500 Fcfa) de Huile de palme brute en Sachets (Petit) est relativement élevé par rapport aux autres prix observés dans cette zone. Prière de corriger ou de confirmer avec le QG. Avertissement!!! Le ménage a consommé 14 Boite (Autre que la boite/pot de tomate) Petit de Thé en sachet, cette quantité semble anormale pour une consommation des 7 derniers jours.Les ménages consomment géneralement en sachet ou en paquet, prière de corriger ou de confirmer avec le QG. Avertissement!!! Le ménage a consommé 16 Sachets Petit de Sucre en poudre , cette quantité semble anormale pour une consommation des 7 derniers jours.Prière de corriger ou de confirmer avec le QG. Incohérence!! Dans ce ménage, chaque individus consomme par jour 46.93543 Kg  de cereale; Prière de revoir les quantités prises de ces produits.</w:t>
+        <w:t>- Attention ! Le prix unitaire d'achat (100 Fcfa) de Cube alimentaire (Maggi, Jumbo, ) en Cube (Petit) est relativement élevé par rapport aux autres prix observés dans cette zone. Prière de corriger ou de confirmer avec le QG. Attention ! Le prix unitaire d'achat (200 Fcfa) de Concentré de tomate en Sachets (Petit) est relativement élevé par rapport aux autres prix observés dans cette zone. Prière de corriger ou de confirmer avec le QG. Attention ! Le prix unitaire d'achat (25 Fcfa) de Vinaigre de vin en Sachets (Petit) est relativement faible par rapport aux autres prix observés dans cette zone. Prière de corriger ou de confirmer avec le QG. Attention ! Le prix unitaire d'achat (50 Fcfa) de Sel en Sachets (Petit) est relativement faible par rapport aux autres prix observés dans cette zone. Prière de corriger ou de confirmer avec le QG. Attention ! Le prix unitaire d'achat (500 Fcfa) de Huile de palme brute en Sachets (Petit) est relativement élevé par rapport aux autres prix observés dans cette zone. Prière de corriger ou de confirmer avec le QG. Avertissement!!! Le ménage a consommé 14 Boite (Autre que la boite/pot de tomate) Petit de Thé en sachet, cette quantité semble anormale pour une consommation des 7 derniers jours.Les ménages consomment géneralement en sachet ou en paquet, prière de corriger ou de confirmer avec le QG. Avertissement!!! Le ménage a consommé 16 Sachets Petit de Sucre en poudre , cette quantité semble anormale pour une consommation des 7 derniers jours.Prière de corriger ou de confirmer avec le QG. Incohérence!! Dans ce ménage, chaque individus consomme par jour 120.9246 Kg  de cereale; Prière de revoir les quantités prises de ces produits.</w:t>
       </w:r>
     </w:p>
     <w:p>
@@ -7075,7 +7203,7 @@
         <w:rPr>
           <w:sz w:val="20"/>
         </w:rPr>
-        <w:t>- Attention ! Le prix unitaire d'achat (1000 Fcfa) de Capitaine frais en Tas (Petit) est relativement élevé par rapport aux autres prix observés dans cette zone. Prière de corriger ou de confirmer avec le QG. Attention ! Le prix unitaire d'achat (175 Fcfa) de Sucre en poudre  en Sachets (Petit) est relativement élevé par rapport aux autres prix observés dans cette zone. Prière de corriger ou de confirmer avec le QG. Attention ! Le prix unitaire d'achat (200 Fcfa) de Lait caillé en Sachets (Petit) est relativement élevé par rapport aux autres prix observés dans cette zone. Prière de corriger ou de confirmer avec le QG. Attention ! Le prix unitaire d'achat (200 Fcfa) de Piment séché en Sachets (Petit) est relativement élevé par rapport aux autres prix observés dans cette zone. Prière de corriger ou de confirmer avec le QG. Avertissement!!! Le ménage a consommé 10 Paquet Petit de Thé en sachet, cette quantité semble anormale pour une consommation des 7 derniers jours.Prière de corriger ou de confirmer avec le QG. Avertissement!! le prix unitaire (100 Fcfa) de Thé en sachet (unité: Paquet) de taille Petit est très faible ou élevé. Prière de corriger ou de confirmer avec le QG. Incohérence!! Dans ce ménage, chaque individus consomme par jour 19.44571 Kg  de cereale; Prière de revoir les quantités prises de ces produits. Incohérence!! Dans ce ménage, chaque individus consomme par jour 19.44571 Kg  de cereale; Prière de revoir les quantités prises de ces produits.</w:t>
+        <w:t>- Attention ! Le prix unitaire d'achat (10 Fcfa) de Ail en Gousse (Petit) est relativement faible par rapport aux autres prix observés dans cette zone. Prière de corriger ou de confirmer avec le QG. Attention ! Le prix unitaire d'achat (175 Fcfa) de Sucre en poudre  en Sachets (Petit) est relativement élevé par rapport aux autres prix observés dans cette zone. Prière de corriger ou de confirmer avec le QG. Attention ! Le prix unitaire d'achat (200 Fcfa) de Lait caillé en Sachets (Petit) est relativement élevé par rapport aux autres prix observés dans cette zone. Prière de corriger ou de confirmer avec le QG. Attention ! Le prix unitaire d'achat (200 Fcfa) de Piment séché en Sachets (Petit) est relativement élevé par rapport aux autres prix observés dans cette zone. Prière de corriger ou de confirmer avec le QG. Avertissement!!! Le ménage a consommé 10 Paquet Petit de Thé en sachet, cette quantité semble anormale pour une consommation des 7 derniers jours.Prière de corriger ou de confirmer avec le QG. Avertissement!! le prix unitaire (100 Fcfa) de Thé en sachet (unité: Paquet) de taille Petit est très faible ou élevé. Prière de corriger ou de confirmer avec le QG. Incohérence!! Dans ce ménage, chaque individus consomme par jour 34.64779 Kg  de cereale; Prière de revoir les quantités prises de ces produits. Incohérence!! Dans ce ménage, chaque individus consomme par jour 34.64779 Kg  de cereale; Prière de revoir les quantités prises de ces produits.</w:t>
       </w:r>
     </w:p>
     <w:p>
